--- a/EMGT5220/project/Project.docx
+++ b/EMGT5220/project/Project.docx
@@ -3669,7 +3669,7 @@
           <w:sz w:val="22"/>
           <w:szCs w:val="22"/>
         </w:rPr>
-        <w:t xml:space="preserve"> is way harder than expected: because those computing devices are distributed to employees, the hardware/software maintainance is not guaranteed</w:t>
+        <w:t xml:space="preserve"> is way harder than expected: because those computing devices are distributed to employees, the hardware/software </w:t>
       </w:r>
       <w:r>
         <w:rPr>
@@ -3677,7 +3677,7 @@
           <w:sz w:val="22"/>
           <w:szCs w:val="22"/>
         </w:rPr>
-        <w:t>.</w:t>
+        <w:t>maintenance</w:t>
       </w:r>
       <w:r>
         <w:rPr>
@@ -3685,7 +3685,7 @@
           <w:sz w:val="22"/>
           <w:szCs w:val="22"/>
         </w:rPr>
-        <w:t xml:space="preserve"> Due to the sophisticated nature of computer and the ignorance of mass majority, office computers are frequently facing virus infections, business secret leaks, runtime environment conflicts, crashing and all other unexpected troubles. In fact, almost all companies have to set up a whole IT department with great cost to handle those problems, if and only if the problem is perceived by the user. This project mainly aims to provide a centralized </w:t>
+        <w:t xml:space="preserve"> is not guaranteed</w:t>
       </w:r>
       <w:r>
         <w:rPr>
@@ -3693,6 +3693,22 @@
           <w:sz w:val="22"/>
           <w:szCs w:val="22"/>
         </w:rPr>
+        <w:t>.</w:t>
+      </w:r>
+      <w:r>
+        <w:rPr>
+          <w:rFonts w:ascii="Arial" w:eastAsia="Arial" w:hAnsi="Arial" w:cs="Arial"/>
+          <w:sz w:val="22"/>
+          <w:szCs w:val="22"/>
+        </w:rPr>
+        <w:t xml:space="preserve"> Due to the sophisticated nature of computer and the ignorance of mass majority, office computers are frequently facing virus infections, business secret leaks, runtime environment conflicts, crashing and all other unexpected troubles. In fact, almost all companies have to set up a whole IT department with great cost to handle those problems, if and only if the problem is perceived by the user. This project mainly aims to provide a centralized </w:t>
+      </w:r>
+      <w:r>
+        <w:rPr>
+          <w:rFonts w:ascii="Arial" w:eastAsia="Arial" w:hAnsi="Arial" w:cs="Arial"/>
+          <w:sz w:val="22"/>
+          <w:szCs w:val="22"/>
+        </w:rPr>
         <w:lastRenderedPageBreak/>
         <w:t>computing service in order to reduce the occurrence of problems mentioned above and lower the cost of operations and maintenance.</w:t>
       </w:r>
@@ -3734,7 +3750,7 @@
           <w:sz w:val="22"/>
           <w:szCs w:val="22"/>
         </w:rPr>
-        <w:t>The main objective of this project is to set up a centralized server locally with terminals distributed to every employees' office instead of distributing computers. Users (employees) can no longer get access to the hardwares and their behaviors to the operating system are limited. Administrator can preinstall a list softwares for business purpose and other softwares that user wishes to use can only run in a sandbox. This project also provides a series of supporting services. The project aims to serve all companies especially those with no intersection with information technology.</w:t>
+        <w:t>The main objective of this project is to set up a centralized server locally with terminals distributed to every employees' office instead of distributing computers. Users (employees) can no longer get access to the hardware and their behaviors to the operating system are limited. Administrator can preinstall a list software for business purpose and other software that user wishes to use can only run in a sandbox. This project also provides a series of supporting services. The project aims to serve all companies especially those with no intersection with information technology.</w:t>
       </w:r>
     </w:p>
     <w:p>
@@ -3769,7 +3785,23 @@
           <w:sz w:val="22"/>
           <w:szCs w:val="22"/>
         </w:rPr>
-        <w:t>The scope of the project is to provide a whole set of services including installation, operating system image procurement, virtual machine customization and distribution, operations engeneering training and technical support.</w:t>
+        <w:t xml:space="preserve">The scope of the project is to provide a whole set of services including installation, operating system image procurement, virtual machine customization and distribution, operations </w:t>
+      </w:r>
+      <w:r>
+        <w:rPr>
+          <w:rFonts w:ascii="Arial" w:eastAsia="Arial" w:hAnsi="Arial" w:cs="Arial"/>
+          <w:sz w:val="22"/>
+          <w:szCs w:val="22"/>
+        </w:rPr>
+        <w:t>engineering</w:t>
+      </w:r>
+      <w:r>
+        <w:rPr>
+          <w:rFonts w:ascii="Arial" w:eastAsia="Arial" w:hAnsi="Arial" w:cs="Arial"/>
+          <w:sz w:val="22"/>
+          <w:szCs w:val="22"/>
+        </w:rPr>
+        <w:t xml:space="preserve"> training and technical support.</w:t>
       </w:r>
     </w:p>
     <w:p>
@@ -4087,7 +4119,25 @@
           <w:sz w:val="22"/>
           <w:szCs w:val="22"/>
         </w:rPr>
-        <w:t>Operation system configuring</w:t>
+        <w:t>Operat</w:t>
+      </w:r>
+      <w:r>
+        <w:rPr>
+          <w:rFonts w:ascii="Arial" w:eastAsia="Arial" w:hAnsi="Arial" w:cs="Arial"/>
+          <w:color w:val="4F81BD" w:themeColor="accent1"/>
+          <w:sz w:val="22"/>
+          <w:szCs w:val="22"/>
+        </w:rPr>
+        <w:t>ing</w:t>
+      </w:r>
+      <w:r>
+        <w:rPr>
+          <w:rFonts w:ascii="Arial" w:eastAsia="Arial" w:hAnsi="Arial" w:cs="Arial"/>
+          <w:color w:val="4F81BD" w:themeColor="accent1"/>
+          <w:sz w:val="22"/>
+          <w:szCs w:val="22"/>
+        </w:rPr>
+        <w:t xml:space="preserve"> system configuring</w:t>
       </w:r>
     </w:p>
     <w:p>
@@ -4108,7 +4158,43 @@
           <w:sz w:val="22"/>
           <w:szCs w:val="22"/>
         </w:rPr>
-        <w:t>Customize the operation system configuration in order to satisfy the company's own needs and make image of the operation system.</w:t>
+        <w:t>Customize the operati</w:t>
+      </w:r>
+      <w:r>
+        <w:rPr>
+          <w:rFonts w:ascii="Arial" w:eastAsia="Arial" w:hAnsi="Arial" w:cs="Arial"/>
+          <w:color w:val="000000" w:themeColor="text1"/>
+          <w:sz w:val="22"/>
+          <w:szCs w:val="22"/>
+        </w:rPr>
+        <w:t>ng</w:t>
+      </w:r>
+      <w:r>
+        <w:rPr>
+          <w:rFonts w:ascii="Arial" w:eastAsia="Arial" w:hAnsi="Arial" w:cs="Arial"/>
+          <w:color w:val="000000" w:themeColor="text1"/>
+          <w:sz w:val="22"/>
+          <w:szCs w:val="22"/>
+        </w:rPr>
+        <w:t xml:space="preserve"> system configuration in order to satisfy the company's own needs and make image of the operati</w:t>
+      </w:r>
+      <w:r>
+        <w:rPr>
+          <w:rFonts w:ascii="Arial" w:eastAsia="Arial" w:hAnsi="Arial" w:cs="Arial"/>
+          <w:color w:val="000000" w:themeColor="text1"/>
+          <w:sz w:val="22"/>
+          <w:szCs w:val="22"/>
+        </w:rPr>
+        <w:t>ng</w:t>
+      </w:r>
+      <w:r>
+        <w:rPr>
+          <w:rFonts w:ascii="Arial" w:eastAsia="Arial" w:hAnsi="Arial" w:cs="Arial"/>
+          <w:color w:val="000000" w:themeColor="text1"/>
+          <w:sz w:val="22"/>
+          <w:szCs w:val="22"/>
+        </w:rPr>
+        <w:t xml:space="preserve"> system.</w:t>
       </w:r>
     </w:p>
     <w:p>
@@ -4158,7 +4244,25 @@
           <w:sz w:val="22"/>
           <w:szCs w:val="22"/>
         </w:rPr>
-        <w:t>Instantiate virtual machines for every employees from the highly customized image. Every employee shoud be assigned an individual virtual machine for work.</w:t>
+        <w:t xml:space="preserve">Instantiate virtual machines for every employees from the highly customized image. Every employee </w:t>
+      </w:r>
+      <w:r>
+        <w:rPr>
+          <w:rFonts w:ascii="Arial" w:eastAsia="Arial" w:hAnsi="Arial" w:cs="Arial"/>
+          <w:color w:val="000000" w:themeColor="text1"/>
+          <w:sz w:val="22"/>
+          <w:szCs w:val="22"/>
+        </w:rPr>
+        <w:t>should</w:t>
+      </w:r>
+      <w:r>
+        <w:rPr>
+          <w:rFonts w:ascii="Arial" w:eastAsia="Arial" w:hAnsi="Arial" w:cs="Arial"/>
+          <w:color w:val="000000" w:themeColor="text1"/>
+          <w:sz w:val="22"/>
+          <w:szCs w:val="22"/>
+        </w:rPr>
+        <w:t xml:space="preserve"> be assigned an individual virtual machine for work.</w:t>
       </w:r>
     </w:p>
     <w:p>
@@ -4185,7 +4289,7 @@
           <w:sz w:val="22"/>
           <w:szCs w:val="22"/>
         </w:rPr>
-        <w:t>Status monitoring</w:t>
+        <w:t>Maintenance</w:t>
       </w:r>
     </w:p>
     <w:p>
